--- a/templates/CustomerForwardingAgreement.docx
+++ b/templates/CustomerForwardingAgreement.docx
@@ -96,6 +96,121 @@
         <w:t>}</w:t>
       </w:r>
     </w:p>
+    <w:tbl>
+      <w:tblPr>
+        <w:tblStyle w:val="TableGrid"/>
+        <w:tblW w:w="0" w:type="auto"/>
+        <w:tblBorders>
+          <w:top w:val="none" w:sz="0" w:space="0" w:color="auto"/>
+          <w:left w:val="none" w:sz="0" w:space="0" w:color="auto"/>
+          <w:bottom w:val="none" w:sz="0" w:space="0" w:color="auto"/>
+          <w:right w:val="none" w:sz="0" w:space="0" w:color="auto"/>
+          <w:insideH w:val="none" w:sz="0" w:space="0" w:color="auto"/>
+          <w:insideV w:val="none" w:sz="0" w:space="0" w:color="auto"/>
+        </w:tblBorders>
+        <w:tblLook w:val="04A0" w:firstRow="1" w:lastRow="0" w:firstColumn="1" w:lastColumn="0" w:noHBand="0" w:noVBand="1"/>
+      </w:tblPr>
+      <w:tblGrid>
+        <w:gridCol w:w="5153"/>
+        <w:gridCol w:w="5154"/>
+      </w:tblGrid>
+      <w:tr>
+        <w:tc>
+          <w:tcPr>
+            <w:tcW w:w="5153" w:type="dxa"/>
+          </w:tcPr>
+          <w:p>
+            <w:pPr>
+              <w:pStyle w:val="BodyText"/>
+              <w:rPr>
+                <w:b/>
+                <w:sz w:val="22"/>
+                <w:szCs w:val="22"/>
+              </w:rPr>
+            </w:pPr>
+            <w:r>
+              <w:rPr>
+                <w:sz w:val="22"/>
+                <w:szCs w:val="22"/>
+              </w:rPr>
+              <w:t xml:space="preserve">м. </w:t>
+            </w:r>
+            <w:r>
+              <w:rPr>
+                <w:sz w:val="22"/>
+                <w:szCs w:val="22"/>
+              </w:rPr>
+              <w:t>{</w:t>
+            </w:r>
+            <w:proofErr w:type="spellStart"/>
+            <w:r>
+              <w:rPr>
+                <w:sz w:val="22"/>
+                <w:szCs w:val="22"/>
+              </w:rPr>
+              <w:t>forwardingAgreementCity</w:t>
+            </w:r>
+            <w:proofErr w:type="spellEnd"/>
+            <w:r>
+              <w:rPr>
+                <w:sz w:val="22"/>
+                <w:szCs w:val="22"/>
+              </w:rPr>
+              <w:t>}</w:t>
+            </w:r>
+          </w:p>
+        </w:tc>
+        <w:tc>
+          <w:tcPr>
+            <w:tcW w:w="5154" w:type="dxa"/>
+          </w:tcPr>
+          <w:p>
+            <w:pPr>
+              <w:pStyle w:val="BodyText"/>
+              <w:jc w:val="right"/>
+              <w:rPr>
+                <w:b/>
+                <w:sz w:val="22"/>
+                <w:szCs w:val="22"/>
+              </w:rPr>
+            </w:pPr>
+            <w:r>
+              <w:rPr>
+                <w:sz w:val="22"/>
+                <w:szCs w:val="22"/>
+              </w:rPr>
+              <w:t>{</w:t>
+            </w:r>
+            <w:proofErr w:type="spellStart"/>
+            <w:r>
+              <w:rPr>
+                <w:sz w:val="22"/>
+                <w:szCs w:val="22"/>
+              </w:rPr>
+              <w:t>forwardingAgreementDateText</w:t>
+            </w:r>
+            <w:proofErr w:type="spellEnd"/>
+            <w:r>
+              <w:rPr>
+                <w:sz w:val="22"/>
+                <w:szCs w:val="22"/>
+              </w:rPr>
+              <w:t>}</w:t>
+            </w:r>
+          </w:p>
+        </w:tc>
+      </w:tr>
+    </w:tbl>
+    <w:p>
+      <w:pPr>
+        <w:pStyle w:val="BodyText"/>
+        <w:rPr>
+          <w:b/>
+          <w:sz w:val="22"/>
+          <w:szCs w:val="22"/>
+        </w:rPr>
+      </w:pPr>
+    </w:p>
     <w:p>
       <w:pPr>
         <w:pStyle w:val="BodyText"/>
@@ -110,100 +225,37 @@
           <w:sz w:val="22"/>
           <w:szCs w:val="22"/>
         </w:rPr>
-        <w:t xml:space="preserve">м. </w:t>
+        <w:t xml:space="preserve">                  </w:t>
       </w:r>
       <w:r>
         <w:rPr>
           <w:sz w:val="22"/>
           <w:szCs w:val="22"/>
         </w:rPr>
-        <w:t>{</w:t>
-      </w:r>
-      <w:proofErr w:type="spellStart"/>
+        <w:tab/>
+        <w:t xml:space="preserve">          </w:t>
+      </w:r>
       <w:r>
         <w:rPr>
           <w:sz w:val="22"/>
           <w:szCs w:val="22"/>
         </w:rPr>
-        <w:t>forwardingAgreementCity</w:t>
-      </w:r>
-      <w:proofErr w:type="spellEnd"/>
+        <w:tab/>
+      </w:r>
       <w:r>
         <w:rPr>
           <w:sz w:val="22"/>
           <w:szCs w:val="22"/>
         </w:rPr>
-        <w:t>}</w:t>
+        <w:tab/>
       </w:r>
       <w:r>
         <w:rPr>
           <w:sz w:val="22"/>
           <w:szCs w:val="22"/>
         </w:rPr>
-        <w:t xml:space="preserve">                  </w:t>
-      </w:r>
-      <w:r>
-        <w:rPr>
-          <w:sz w:val="22"/>
-          <w:szCs w:val="22"/>
-        </w:rPr>
         <w:tab/>
-        <w:t xml:space="preserve">          </w:t>
-      </w:r>
-      <w:r>
-        <w:rPr>
-          <w:sz w:val="22"/>
-          <w:szCs w:val="22"/>
-        </w:rPr>
-        <w:tab/>
-      </w:r>
-      <w:r>
-        <w:rPr>
-          <w:sz w:val="22"/>
-          <w:szCs w:val="22"/>
-        </w:rPr>
-        <w:tab/>
-      </w:r>
-      <w:r>
-        <w:rPr>
-          <w:sz w:val="22"/>
-          <w:szCs w:val="22"/>
-        </w:rPr>
-        <w:tab/>
-      </w:r>
-      <w:r>
-        <w:rPr>
-          <w:sz w:val="22"/>
-          <w:szCs w:val="22"/>
-        </w:rPr>
-        <w:t>{</w:t>
-      </w:r>
-      <w:proofErr w:type="spellStart"/>
-      <w:r>
-        <w:rPr>
-          <w:sz w:val="22"/>
-          <w:szCs w:val="22"/>
-        </w:rPr>
-        <w:t>forwardingAgreementDateText</w:t>
-      </w:r>
-      <w:proofErr w:type="spellEnd"/>
-      <w:r>
-        <w:rPr>
-          <w:sz w:val="22"/>
-          <w:szCs w:val="22"/>
-        </w:rPr>
-        <w:t>}</w:t>
-      </w:r>
-    </w:p>
-    <w:p>
-      <w:pPr>
-        <w:pStyle w:val="BodyText"/>
-        <w:ind w:left="720"/>
-        <w:rPr>
-          <w:sz w:val="22"/>
-          <w:szCs w:val="22"/>
-        </w:rPr>
-      </w:pPr>
+      </w:r>
     </w:p>
     <w:p>
       <w:pPr>
@@ -696,6 +748,7 @@
         <w:jc w:val="both"/>
       </w:pPr>
       <w:r>
+        <w:lastRenderedPageBreak/>
         <w:t>- на завантаження автотранспорту та митне оформлення - 48 годин;</w:t>
       </w:r>
     </w:p>
@@ -718,7 +771,6 @@
         <w:jc w:val="both"/>
       </w:pPr>
       <w:r>
-        <w:lastRenderedPageBreak/>
         <w:t>- на завантаження автотранспорту по Україні - 24 години;</w:t>
       </w:r>
     </w:p>
@@ -1428,11 +1480,11 @@
         <w:t xml:space="preserve">строк </w:t>
       </w:r>
       <w:r>
-        <w:t xml:space="preserve">доставки, відомості про відправника та одержувача вантажу та / або інші необхідні для даного виду перевезення відомості. У разі невідповідності строків доставки вантажу, зазначених у </w:t>
+        <w:t xml:space="preserve">доставки, відомості про відправника та одержувача вантажу та / або інші необхідні для </w:t>
       </w:r>
       <w:r>
         <w:lastRenderedPageBreak/>
-        <w:t>транспортних накладних, строкам</w:t>
+        <w:t>даного виду перевезення відомості. У разі невідповідності строків доставки вантажу, зазначених у транспортних накладних, строкам</w:t>
       </w:r>
       <w:r>
         <w:t>, вказаним</w:t>
@@ -2570,7 +2622,11 @@
         <w:jc w:val="both"/>
       </w:pPr>
       <w:r>
-        <w:t xml:space="preserve">6.3.1. За порушення термінів подачі автотранспорту Замовнику під завантаження та/або строків доставки вантажу вантажоодержувачу Експедитор-перевізник оплачує Замовнику неустойку в розмірі 500,00 грн. за кожен день прострочення при перевезенні вантажу по території України, та </w:t>
+        <w:t xml:space="preserve">6.3.1. За порушення термінів подачі автотранспорту Замовнику під завантаження та/або строків доставки вантажу вантажоодержувачу Експедитор-перевізник оплачує Замовнику неустойку в розмірі 500,00 грн. за кожен день </w:t>
+      </w:r>
+      <w:r>
+        <w:lastRenderedPageBreak/>
+        <w:t xml:space="preserve">прострочення при перевезенні вантажу по території України, та </w:t>
       </w:r>
       <w:r>
         <w:t>5</w:t>
@@ -2588,11 +2644,7 @@
         <w:t xml:space="preserve"> </w:t>
       </w:r>
       <w:r>
-        <w:t xml:space="preserve">за кожен день прострочення при </w:t>
-      </w:r>
-      <w:r>
-        <w:lastRenderedPageBreak/>
-        <w:t>міжнародних перевезеннях вантажів. Нарахування штрафних санкцій (неустойки) припиняється з дня виконання Експедитором-перевізником своїх зобов'язань.</w:t>
+        <w:t>за кожен день прострочення при міжнародних перевезеннях вантажів. Нарахування штрафних санкцій (неустойки) припиняється з дня виконання Експедитором-перевізником своїх зобов'язань.</w:t>
       </w:r>
       <w:r>
         <w:t xml:space="preserve"> </w:t>
@@ -3392,27 +3444,7 @@
                                       <w:sz w:val="22"/>
                                       <w:szCs w:val="22"/>
                                     </w:rPr>
-                                    <w:t>{</w:t>
-                                  </w:r>
-                                  <w:proofErr w:type="spellStart"/>
-                                  <w:r>
-                                    <w:rPr>
-                                      <w:b/>
-                                      <w:bCs/>
-                                      <w:sz w:val="22"/>
-                                      <w:szCs w:val="22"/>
-                                    </w:rPr>
-                                    <w:t>customerBankDetailsTitle</w:t>
-                                  </w:r>
-                                  <w:proofErr w:type="spellEnd"/>
-                                  <w:r>
-                                    <w:rPr>
-                                      <w:b/>
-                                      <w:bCs/>
-                                      <w:sz w:val="22"/>
-                                      <w:szCs w:val="22"/>
-                                    </w:rPr>
-                                    <w:t>}</w:t>
+                                    <w:t>{customerBankDetailsTitle}</w:t>
                                   </w:r>
                                 </w:p>
                                 <w:p>
@@ -3435,21 +3467,7 @@
                                     <w:rPr>
                                       <w:bCs/>
                                     </w:rPr>
-                                    <w:t>{</w:t>
-                                  </w:r>
-                                  <w:proofErr w:type="spellStart"/>
-                                  <w:r>
-                                    <w:rPr>
-                                      <w:bCs/>
-                                    </w:rPr>
-                                    <w:t>customerBankDetailsText</w:t>
-                                  </w:r>
-                                  <w:proofErr w:type="spellEnd"/>
-                                  <w:r>
-                                    <w:rPr>
-                                      <w:bCs/>
-                                    </w:rPr>
-                                    <w:t>}</w:t>
+                                    <w:t>{customerBankDetailsText}</w:t>
                                   </w:r>
                                   <w:r>
                                     <w:rPr>
@@ -3749,23 +3767,7 @@
                                       <w:b/>
                                       <w:bCs/>
                                     </w:rPr>
-                                    <w:t>{</w:t>
-                                  </w:r>
-                                  <w:proofErr w:type="spellStart"/>
-                                  <w:r>
-                                    <w:rPr>
-                                      <w:b/>
-                                      <w:bCs/>
-                                    </w:rPr>
-                                    <w:t>customerRepresentativePosition</w:t>
-                                  </w:r>
-                                  <w:proofErr w:type="spellEnd"/>
-                                  <w:r>
-                                    <w:rPr>
-                                      <w:b/>
-                                      <w:bCs/>
-                                    </w:rPr>
-                                    <w:t>}</w:t>
+                                    <w:t>{customerRepresentativePosition}</w:t>
                                   </w:r>
                                   <w:r>
                                     <w:rPr>
@@ -3786,23 +3788,7 @@
                                       <w:b/>
                                       <w:bCs/>
                                     </w:rPr>
-                                    <w:t>{</w:t>
-                                  </w:r>
-                                  <w:proofErr w:type="spellStart"/>
-                                  <w:r>
-                                    <w:rPr>
-                                      <w:b/>
-                                      <w:bCs/>
-                                    </w:rPr>
-                                    <w:t>customerSignatureName</w:t>
-                                  </w:r>
-                                  <w:proofErr w:type="spellEnd"/>
-                                  <w:r>
-                                    <w:rPr>
-                                      <w:b/>
-                                      <w:bCs/>
-                                    </w:rPr>
-                                    <w:t>}</w:t>
+                                    <w:t>{customerSignatureName}</w:t>
                                   </w:r>
                                 </w:p>
                                 <w:p>
@@ -3918,27 +3904,7 @@
                                 <w:sz w:val="22"/>
                                 <w:szCs w:val="22"/>
                               </w:rPr>
-                              <w:t>{</w:t>
-                            </w:r>
-                            <w:proofErr w:type="spellStart"/>
-                            <w:r>
-                              <w:rPr>
-                                <w:b/>
-                                <w:bCs/>
-                                <w:sz w:val="22"/>
-                                <w:szCs w:val="22"/>
-                              </w:rPr>
-                              <w:t>customerBankDetailsTitle</w:t>
-                            </w:r>
-                            <w:proofErr w:type="spellEnd"/>
-                            <w:r>
-                              <w:rPr>
-                                <w:b/>
-                                <w:bCs/>
-                                <w:sz w:val="22"/>
-                                <w:szCs w:val="22"/>
-                              </w:rPr>
-                              <w:t>}</w:t>
+                              <w:t>{customerBankDetailsTitle}</w:t>
                             </w:r>
                           </w:p>
                           <w:p>
@@ -3961,21 +3927,7 @@
                               <w:rPr>
                                 <w:bCs/>
                               </w:rPr>
-                              <w:t>{</w:t>
-                            </w:r>
-                            <w:proofErr w:type="spellStart"/>
-                            <w:r>
-                              <w:rPr>
-                                <w:bCs/>
-                              </w:rPr>
-                              <w:t>customerBankDetailsText</w:t>
-                            </w:r>
-                            <w:proofErr w:type="spellEnd"/>
-                            <w:r>
-                              <w:rPr>
-                                <w:bCs/>
-                              </w:rPr>
-                              <w:t>}</w:t>
+                              <w:t>{customerBankDetailsText}</w:t>
                             </w:r>
                             <w:r>
                               <w:rPr>
@@ -4275,23 +4227,7 @@
                                 <w:b/>
                                 <w:bCs/>
                               </w:rPr>
-                              <w:t>{</w:t>
-                            </w:r>
-                            <w:proofErr w:type="spellStart"/>
-                            <w:r>
-                              <w:rPr>
-                                <w:b/>
-                                <w:bCs/>
-                              </w:rPr>
-                              <w:t>customerRepresentativePosition</w:t>
-                            </w:r>
-                            <w:proofErr w:type="spellEnd"/>
-                            <w:r>
-                              <w:rPr>
-                                <w:b/>
-                                <w:bCs/>
-                              </w:rPr>
-                              <w:t>}</w:t>
+                              <w:t>{customerRepresentativePosition}</w:t>
                             </w:r>
                             <w:r>
                               <w:rPr>
@@ -4312,23 +4248,7 @@
                                 <w:b/>
                                 <w:bCs/>
                               </w:rPr>
-                              <w:t>{</w:t>
-                            </w:r>
-                            <w:proofErr w:type="spellStart"/>
-                            <w:r>
-                              <w:rPr>
-                                <w:b/>
-                                <w:bCs/>
-                              </w:rPr>
-                              <w:t>customerSignatureName</w:t>
-                            </w:r>
-                            <w:proofErr w:type="spellEnd"/>
-                            <w:r>
-                              <w:rPr>
-                                <w:b/>
-                                <w:bCs/>
-                              </w:rPr>
-                              <w:t>}</w:t>
+                              <w:t>{customerSignatureName}</w:t>
                             </w:r>
                           </w:p>
                           <w:p>
@@ -6819,6 +6739,7 @@
   <w:style w:type="character" w:default="1" w:styleId="DefaultParagraphFont">
     <w:name w:val="Default Paragraph Font"/>
     <w:uiPriority w:val="1"/>
+    <w:semiHidden/>
     <w:unhideWhenUsed/>
   </w:style>
   <w:style w:type="table" w:default="1" w:styleId="TableNormal">
@@ -7063,6 +6984,22 @@
       <w:color w:val="0563C1" w:themeColor="hyperlink"/>
       <w:u w:val="single"/>
     </w:rPr>
+  </w:style>
+  <w:style w:type="table" w:styleId="TableGrid">
+    <w:name w:val="Table Grid"/>
+    <w:basedOn w:val="TableNormal"/>
+    <w:uiPriority w:val="59"/>
+    <w:rsid w:val="00EE3E07"/>
+    <w:tblPr>
+      <w:tblBorders>
+        <w:top w:val="single" w:sz="4" w:space="0" w:color="auto"/>
+        <w:left w:val="single" w:sz="4" w:space="0" w:color="auto"/>
+        <w:bottom w:val="single" w:sz="4" w:space="0" w:color="auto"/>
+        <w:right w:val="single" w:sz="4" w:space="0" w:color="auto"/>
+        <w:insideH w:val="single" w:sz="4" w:space="0" w:color="auto"/>
+        <w:insideV w:val="single" w:sz="4" w:space="0" w:color="auto"/>
+      </w:tblBorders>
+    </w:tblPr>
   </w:style>
 </w:styles>
 </file>
